--- a/szablony_wzorcowe/operat_wzor.docx
+++ b/szablony_wzorcowe/operat_wzor.docx
@@ -113,7 +113,7 @@
           <w:b w:val="0"/>
           <w:sz w:val="24"/>
         </w:rPr>
-        <w:t>Powiat: {{ powiat }}    Gmina: {{ gmina }}</w:t>
+        <w:t>Województwo: {{ polozenie_wojewodztwo }}    Powiat: {{ polozenie_powiat }}</w:t>
       </w:r>
     </w:p>
     <w:p>
@@ -126,7 +126,20 @@
           <w:b w:val="0"/>
           <w:sz w:val="24"/>
         </w:rPr>
-        <w:t>Obręb: {{ obreb }}</w:t>
+        <w:t>Jednostka ewidencyjna: {{ polozenie_gmina_teryt }} {{ polozenie_gmina }}</w:t>
+      </w:r>
+    </w:p>
+    <w:p>
+      <w:pPr>
+        <w:spacing w:before="0"/>
+        <w:jc w:val="center"/>
+      </w:pPr>
+      <w:r>
+        <w:rPr>
+          <w:b w:val="0"/>
+          <w:sz w:val="24"/>
+        </w:rPr>
+        <w:t>Obręb: {{ polozenie_obreb_numer }} {{ polozenie_obreb }} ({{ polozenie_obreb_teryt }})</w:t>
       </w:r>
     </w:p>
     <w:p>
@@ -247,7 +260,7 @@
           <w:b w:val="0"/>
           <w:sz w:val="22"/>
         </w:rPr>
-        <w:t>{{ cel_opracowania }} dla działek nr {{ dzialki }} położonych w obrębie {{ obreb }}, gmina {{ gmina }}, powiat {{ powiat }}.</w:t>
+        <w:t>{{ cel_opracowania }} dla działek nr {{ dzialki }}. Położenie: {{ polozenie }}.</w:t>
       </w:r>
     </w:p>
     <w:p>

--- a/szablony_wzorcowe/operat_wzor.docx
+++ b/szablony_wzorcowe/operat_wzor.docx
@@ -2,42 +2,6 @@
 <file path=word/document.xml><?xml version="1.0" encoding="utf-8"?>
 <w:document xmlns:wpc="http://schemas.microsoft.com/office/word/2010/wordprocessingCanvas" xmlns:mo="http://schemas.microsoft.com/office/mac/office/2008/main" xmlns:mc="http://schemas.openxmlformats.org/markup-compatibility/2006" xmlns:mv="urn:schemas-microsoft-com:mac:vml" xmlns:o="urn:schemas-microsoft-com:office:office" xmlns:r="http://schemas.openxmlformats.org/officeDocument/2006/relationships" xmlns:m="http://schemas.openxmlformats.org/officeDocument/2006/math" xmlns:v="urn:schemas-microsoft-com:vml" xmlns:wp14="http://schemas.microsoft.com/office/word/2010/wordprocessingDrawing" xmlns:wp="http://schemas.openxmlformats.org/drawingml/2006/wordprocessingDrawing" xmlns:w10="urn:schemas-microsoft-com:office:word" xmlns:w="http://schemas.openxmlformats.org/wordprocessingml/2006/main" xmlns:w14="http://schemas.microsoft.com/office/word/2010/wordml" xmlns:wpg="http://schemas.microsoft.com/office/word/2010/wordprocessingGroup" xmlns:wpi="http://schemas.microsoft.com/office/word/2010/wordprocessingInk" xmlns:wne="http://schemas.microsoft.com/office/word/2006/wordml" xmlns:wps="http://schemas.microsoft.com/office/word/2010/wordprocessingShape" mc:Ignorable="w14 wp14">
   <w:body>
-    <w:p>
-      <w:pPr>
-        <w:spacing w:before="0"/>
-      </w:pPr>
-      <w:r>
-        <w:rPr>
-          <w:b w:val="0"/>
-          <w:sz w:val="20"/>
-        </w:rPr>
-        <w:t>{{ firma_nazwa }}</w:t>
-      </w:r>
-    </w:p>
-    <w:p>
-      <w:pPr>
-        <w:spacing w:before="0"/>
-      </w:pPr>
-      <w:r>
-        <w:rPr>
-          <w:b w:val="0"/>
-          <w:sz w:val="20"/>
-        </w:rPr>
-        <w:t>{{ firma_adres }}</w:t>
-      </w:r>
-    </w:p>
-    <w:p>
-      <w:pPr>
-        <w:spacing w:before="0"/>
-      </w:pPr>
-      <w:r>
-        <w:rPr>
-          <w:b w:val="0"/>
-          <w:sz w:val="20"/>
-        </w:rPr>
-        <w:t>tel. {{ firma_telefon }} · {{ firma_email }}</w:t>
-      </w:r>
-    </w:p>
     <w:p>
       <w:pPr>
         <w:spacing w:before="120"/>
@@ -48,7 +12,7 @@
           <w:b w:val="0"/>
           <w:sz w:val="20"/>
         </w:rPr>
-        <w:t>{{ miejscowosc }}, dnia {{ data_dokumentu }}</w:t>
+        <w:t>{{ data_dokumentu }}</w:t>
       </w:r>
     </w:p>
     <w:p>
@@ -144,19 +108,6 @@
     </w:p>
     <w:p>
       <w:pPr>
-        <w:spacing w:before="0"/>
-        <w:jc w:val="center"/>
-      </w:pPr>
-      <w:r>
-        <w:rPr>
-          <w:b w:val="0"/>
-          <w:sz w:val="24"/>
-        </w:rPr>
-        <w:t>Działki nr: {{ dzialki }}</w:t>
-      </w:r>
-    </w:p>
-    <w:p>
-      <w:pPr>
         <w:spacing w:before="720"/>
         <w:jc w:val="center"/>
       </w:pPr>
@@ -165,7 +116,7 @@
           <w:b w:val="0"/>
           <w:sz w:val="22"/>
         </w:rPr>
-        <w:t>Zamawiający: {{ zamawiajacy }}</w:t>
+        <w:t>Zgłoszono w: {{ osrodek }}</w:t>
       </w:r>
     </w:p>
     <w:p>
@@ -178,505 +129,19 @@
           <w:b w:val="0"/>
           <w:sz w:val="22"/>
         </w:rPr>
-        <w:t>{{ zamawiajacy_adres }}</w:t>
+        <w:t>dnia {{ data_zgloszenia }}</w:t>
       </w:r>
     </w:p>
     <w:p>
       <w:pPr>
-        <w:spacing w:before="960"/>
-        <w:jc w:val="center"/>
-      </w:pPr>
-      <w:r>
-        <w:rPr>
-          <w:b w:val="0"/>
-          <w:sz w:val="22"/>
-        </w:rPr>
-        <w:t>Wykonawca prac geodezyjnych:</w:t>
-      </w:r>
-    </w:p>
-    <w:p>
-      <w:pPr>
-        <w:spacing w:before="0"/>
-        <w:jc w:val="center"/>
-      </w:pPr>
-      <w:r>
-        <w:rPr>
-          <w:b/>
-          <w:sz w:val="22"/>
-        </w:rPr>
-        <w:t>{{ geodeta_imie_nazwisko }}</w:t>
-      </w:r>
-    </w:p>
-    <w:p>
-      <w:pPr>
-        <w:spacing w:before="0"/>
-        <w:jc w:val="center"/>
-      </w:pPr>
-      <w:r>
-        <w:rPr>
-          <w:b w:val="0"/>
-          <w:sz w:val="22"/>
-        </w:rPr>
-        <w:t>uprawnienia zawodowe nr {{ uprawnienia_nr }}</w:t>
-      </w:r>
-    </w:p>
-    <w:p>
-      <w:r>
-        <w:br w:type="page"/>
-      </w:r>
-    </w:p>
-    <w:p>
-      <w:pPr>
-        <w:spacing w:before="0"/>
-        <w:jc w:val="center"/>
-      </w:pPr>
-      <w:r>
-        <w:rPr>
-          <w:b/>
-          <w:sz w:val="28"/>
-        </w:rPr>
-        <w:t>SPRAWOZDANIE TECHNICZNE</w:t>
-      </w:r>
-    </w:p>
-    <w:p>
-      <w:pPr>
-        <w:spacing w:before="280"/>
-      </w:pPr>
-      <w:r>
-        <w:rPr>
-          <w:b/>
-          <w:sz w:val="24"/>
-        </w:rPr>
-        <w:t>1. Cel i zakres opracowania</w:t>
-      </w:r>
-    </w:p>
-    <w:p>
-      <w:pPr>
-        <w:spacing w:before="0"/>
-        <w:jc w:val="both"/>
-      </w:pPr>
-      <w:r>
-        <w:rPr>
-          <w:b w:val="0"/>
-          <w:sz w:val="22"/>
-        </w:rPr>
-        <w:t>{{ cel_opracowania }} dla działek nr {{ dzialki }}. Położenie: {{ polozenie }}.</w:t>
-      </w:r>
-    </w:p>
-    <w:p>
-      <w:pPr>
-        <w:spacing w:before="0"/>
-        <w:jc w:val="both"/>
-      </w:pPr>
-      <w:r>
-        <w:rPr>
-          <w:b w:val="0"/>
-          <w:sz w:val="22"/>
-        </w:rPr>
-        <w:t>{{ zakres_opis }}</w:t>
-      </w:r>
-    </w:p>
-    <w:p>
-      <w:pPr>
-        <w:spacing w:before="280"/>
-      </w:pPr>
-      <w:r>
-        <w:rPr>
-          <w:b/>
-          <w:sz w:val="24"/>
-        </w:rPr>
-        <w:t>2. Zgłoszenie pracy geodezyjnej</w:t>
-      </w:r>
-    </w:p>
-    <w:p>
-      <w:pPr>
-        <w:spacing w:before="0"/>
-        <w:jc w:val="both"/>
-      </w:pPr>
-      <w:r>
-        <w:rPr>
-          <w:b w:val="0"/>
-          <w:sz w:val="22"/>
-        </w:rPr>
-        <w:t>Praca została zgłoszona w {{ osrodek }} w dniu {{ data_zgloszenia }}, identyfikator zgłoszenia {{ nr_roboty }}.</w:t>
-      </w:r>
-    </w:p>
-    <w:p>
-      <w:pPr>
-        <w:spacing w:before="280"/>
-      </w:pPr>
-      <w:r>
-        <w:rPr>
-          <w:b/>
-          <w:sz w:val="24"/>
-        </w:rPr>
-        <w:t>3. Materiały wykorzystane do opracowania</w:t>
-      </w:r>
-    </w:p>
-    <w:p>
-      <w:pPr>
-        <w:spacing w:before="0"/>
-        <w:jc w:val="both"/>
-      </w:pPr>
-      <w:r>
-        <w:rPr>
-          <w:b w:val="0"/>
-          <w:sz w:val="22"/>
-        </w:rPr>
-        <w:t>{{ materialy }}</w:t>
-      </w:r>
-    </w:p>
-    <w:p>
-      <w:pPr>
-        <w:spacing w:before="280"/>
-      </w:pPr>
-      <w:r>
-        <w:rPr>
-          <w:b/>
-          <w:sz w:val="24"/>
-        </w:rPr>
-        <w:t>4. Zastosowana technologia i sprzęt</w:t>
-      </w:r>
-    </w:p>
-    <w:p>
-      <w:pPr>
-        <w:spacing w:before="0"/>
-        <w:jc w:val="both"/>
-      </w:pPr>
-      <w:r>
-        <w:rPr>
-          <w:b w:val="0"/>
-          <w:sz w:val="22"/>
-        </w:rPr>
-        <w:t>Pomiar wykonano metodą {{ metoda_pomiaru }} w układzie współrzędnych {{ uklad_wspolrzednych }}, układ wysokościowy {{ uklad_wysokosciowy }}.</w:t>
-      </w:r>
-    </w:p>
-    <w:p>
-      <w:pPr>
-        <w:spacing w:before="0"/>
-        <w:jc w:val="both"/>
-      </w:pPr>
-      <w:r>
-        <w:rPr>
-          <w:b w:val="0"/>
-          <w:sz w:val="22"/>
-        </w:rPr>
-        <w:t>Użyty sprzęt: {{ sprzet }}.</w:t>
-      </w:r>
-    </w:p>
-    <w:p>
-      <w:pPr>
-        <w:spacing w:before="0"/>
-        <w:jc w:val="both"/>
-      </w:pPr>
-      <w:r>
-        <w:rPr>
-          <w:b w:val="0"/>
-          <w:sz w:val="22"/>
-        </w:rPr>
-        <w:t>Prace polowe wykonano w dniach {{ data_prac_od }} – {{ data_prac_do }}.</w:t>
-      </w:r>
-    </w:p>
-    <w:p>
-      <w:pPr>
-        <w:spacing w:before="280"/>
-      </w:pPr>
-      <w:r>
-        <w:rPr>
-          <w:b/>
-          <w:sz w:val="24"/>
-        </w:rPr>
-        <w:t>5. Wykaz współrzędnych punktów</w:t>
-      </w:r>
-    </w:p>
-    <w:tbl>
-      <w:tblPr>
-        <w:tblStyle w:val="TableGrid"/>
-        <w:tblW w:type="auto" w:w="0"/>
-        <w:tblLook w:firstColumn="1" w:firstRow="1" w:lastColumn="0" w:lastRow="0" w:noHBand="0" w:noVBand="1" w:val="04A0"/>
-      </w:tblPr>
-      <w:tblGrid>
-        <w:gridCol w:w="1728"/>
-        <w:gridCol w:w="1728"/>
-        <w:gridCol w:w="1728"/>
-        <w:gridCol w:w="1728"/>
-        <w:gridCol w:w="1728"/>
-      </w:tblGrid>
-      <w:tr>
-        <w:tc>
-          <w:tcPr>
-            <w:tcW w:type="dxa" w:w="1701"/>
-          </w:tcPr>
-          <w:p>
-            <w:r/>
-            <w:r>
-              <w:rPr>
-                <w:b/>
-                <w:sz w:val="20"/>
-              </w:rPr>
-              <w:t>Nr punktu</w:t>
-            </w:r>
-          </w:p>
-        </w:tc>
-        <w:tc>
-          <w:tcPr>
-            <w:tcW w:type="dxa" w:w="1814"/>
-          </w:tcPr>
-          <w:p>
-            <w:r/>
-            <w:r>
-              <w:rPr>
-                <w:b/>
-                <w:sz w:val="20"/>
-              </w:rPr>
-              <w:t>X [m]</w:t>
-            </w:r>
-          </w:p>
-        </w:tc>
-        <w:tc>
-          <w:tcPr>
-            <w:tcW w:type="dxa" w:w="1814"/>
-          </w:tcPr>
-          <w:p>
-            <w:r/>
-            <w:r>
-              <w:rPr>
-                <w:b/>
-                <w:sz w:val="20"/>
-              </w:rPr>
-              <w:t>Y [m]</w:t>
-            </w:r>
-          </w:p>
-        </w:tc>
-        <w:tc>
-          <w:tcPr>
-            <w:tcW w:type="dxa" w:w="1361"/>
-          </w:tcPr>
-          <w:p>
-            <w:r/>
-            <w:r>
-              <w:rPr>
-                <w:b/>
-                <w:sz w:val="20"/>
-              </w:rPr>
-              <w:t>H [m]</w:t>
-            </w:r>
-          </w:p>
-        </w:tc>
-        <w:tc>
-          <w:tcPr>
-            <w:tcW w:type="dxa" w:w="2268"/>
-          </w:tcPr>
-          <w:p>
-            <w:r/>
-            <w:r>
-              <w:rPr>
-                <w:b/>
-                <w:sz w:val="20"/>
-              </w:rPr>
-              <w:t>Uwagi</w:t>
-            </w:r>
-          </w:p>
-        </w:tc>
-      </w:tr>
-      <w:tr>
-        <w:tc>
-          <w:tcPr>
-            <w:tcW w:type="dxa" w:w="1701"/>
-          </w:tcPr>
-          <w:p>
-            <w:r>
-              <w:t>{%tr for punkt in punkty %}</w:t>
-            </w:r>
-          </w:p>
-        </w:tc>
-        <w:tc>
-          <w:tcPr>
-            <w:tcW w:type="dxa" w:w="1814"/>
-          </w:tcPr>
-          <w:p/>
-        </w:tc>
-        <w:tc>
-          <w:tcPr>
-            <w:tcW w:type="dxa" w:w="1814"/>
-          </w:tcPr>
-          <w:p/>
-        </w:tc>
-        <w:tc>
-          <w:tcPr>
-            <w:tcW w:type="dxa" w:w="1361"/>
-          </w:tcPr>
-          <w:p/>
-        </w:tc>
-        <w:tc>
-          <w:tcPr>
-            <w:tcW w:type="dxa" w:w="2268"/>
-          </w:tcPr>
-          <w:p/>
-        </w:tc>
-      </w:tr>
-      <w:tr>
-        <w:tc>
-          <w:tcPr>
-            <w:tcW w:type="dxa" w:w="1701"/>
-          </w:tcPr>
-          <w:p>
-            <w:r>
-              <w:t>{{ punkt.numer }}</w:t>
-            </w:r>
-          </w:p>
-        </w:tc>
-        <w:tc>
-          <w:tcPr>
-            <w:tcW w:type="dxa" w:w="1814"/>
-          </w:tcPr>
-          <w:p>
-            <w:r>
-              <w:t>{{ punkt.x }}</w:t>
-            </w:r>
-          </w:p>
-        </w:tc>
-        <w:tc>
-          <w:tcPr>
-            <w:tcW w:type="dxa" w:w="1814"/>
-          </w:tcPr>
-          <w:p>
-            <w:r>
-              <w:t>{{ punkt.y }}</w:t>
-            </w:r>
-          </w:p>
-        </w:tc>
-        <w:tc>
-          <w:tcPr>
-            <w:tcW w:type="dxa" w:w="1361"/>
-          </w:tcPr>
-          <w:p>
-            <w:r>
-              <w:t>{{ punkt.h }}</w:t>
-            </w:r>
-          </w:p>
-        </w:tc>
-        <w:tc>
-          <w:tcPr>
-            <w:tcW w:type="dxa" w:w="2268"/>
-          </w:tcPr>
-          <w:p>
-            <w:r>
-              <w:t>{{ punkt.uwagi }}</w:t>
-            </w:r>
-          </w:p>
-        </w:tc>
-      </w:tr>
-      <w:tr>
-        <w:tc>
-          <w:tcPr>
-            <w:tcW w:type="dxa" w:w="1701"/>
-          </w:tcPr>
-          <w:p>
-            <w:r>
-              <w:t>{%tr endfor %}</w:t>
-            </w:r>
-          </w:p>
-        </w:tc>
-        <w:tc>
-          <w:tcPr>
-            <w:tcW w:type="dxa" w:w="1814"/>
-          </w:tcPr>
-          <w:p/>
-        </w:tc>
-        <w:tc>
-          <w:tcPr>
-            <w:tcW w:type="dxa" w:w="1814"/>
-          </w:tcPr>
-          <w:p/>
-        </w:tc>
-        <w:tc>
-          <w:tcPr>
-            <w:tcW w:type="dxa" w:w="1361"/>
-          </w:tcPr>
-          <w:p/>
-        </w:tc>
-        <w:tc>
-          <w:tcPr>
-            <w:tcW w:type="dxa" w:w="2268"/>
-          </w:tcPr>
-          <w:p/>
-        </w:tc>
-      </w:tr>
-    </w:tbl>
-    <w:p>
-      <w:pPr>
-        <w:spacing w:before="280"/>
-      </w:pPr>
-      <w:r>
-        <w:rPr>
-          <w:b/>
-          <w:sz w:val="24"/>
-        </w:rPr>
-        <w:t>{%p if uwagi %}</w:t>
-      </w:r>
-    </w:p>
-    <w:p>
-      <w:pPr>
-        <w:spacing w:before="0"/>
-      </w:pPr>
-      <w:r>
-        <w:rPr>
-          <w:b/>
-          <w:sz w:val="24"/>
-        </w:rPr>
-        <w:t>6. Uwagi</w:t>
-      </w:r>
-    </w:p>
-    <w:p>
-      <w:pPr>
-        <w:spacing w:before="0"/>
-        <w:jc w:val="both"/>
-      </w:pPr>
-      <w:r>
-        <w:rPr>
-          <w:b w:val="0"/>
-          <w:sz w:val="22"/>
-        </w:rPr>
-        <w:t>{{ uwagi }}</w:t>
-      </w:r>
-    </w:p>
-    <w:p>
-      <w:pPr>
-        <w:spacing w:before="0"/>
-      </w:pPr>
-      <w:r>
-        <w:rPr>
-          <w:b w:val="0"/>
-          <w:sz w:val="22"/>
-        </w:rPr>
-        <w:t>{%p endif %}</w:t>
-      </w:r>
-    </w:p>
-    <w:p>
-      <w:pPr>
-        <w:spacing w:before="960"/>
-        <w:jc w:val="right"/>
-      </w:pPr>
-      <w:r>
-        <w:rPr>
-          <w:b w:val="0"/>
-          <w:sz w:val="22"/>
-        </w:rPr>
-        <w:t>{{ geodeta_imie_nazwisko }}</w:t>
-      </w:r>
-    </w:p>
-    <w:p>
-      <w:pPr>
-        <w:spacing w:before="0"/>
-        <w:jc w:val="right"/>
+        <w:spacing w:before="1200"/>
       </w:pPr>
       <w:r>
         <w:rPr>
           <w:b w:val="0"/>
           <w:sz w:val="20"/>
         </w:rPr>
-        <w:t>uprawnienia nr {{ uprawnienia_nr }}</w:t>
+        <w:t>Położenie: {{ polozenie }}</w:t>
       </w:r>
     </w:p>
     <w:sectPr>
